--- a/odigoi/01_lab1-docker.docx
+++ b/odigoi/01_lab1-docker.docx
@@ -20,7 +20,7 @@
           <w:sz w:val="22"/>
           <w:szCs w:val="22"/>
         </w:rPr>
-        <w:id w:val="1223715957"/>
+        <w:id w:val="-360979483"/>
         <w:docPartObj>
           <w:docPartGallery w:val="Table of Contents"/>
           <w:docPartUnique/>
@@ -61,7 +61,7 @@
           <w:r>
             <w:fldChar w:fldCharType="separate"/>
           </w:r>
-          <w:hyperlink w:anchor="_Toc224650727" w:history="1">
+          <w:hyperlink w:anchor="_Toc224651100" w:history="1">
             <w:r>
               <w:rPr>
                 <w:rStyle w:val="Hyperlink"/>
@@ -88,7 +88,7 @@
                 <w:noProof/>
                 <w:webHidden/>
               </w:rPr>
-              <w:instrText xml:space="preserve"> PAGEREF _Toc224650727 \h </w:instrText>
+              <w:instrText xml:space="preserve"> PAGEREF _Toc224651100 \h </w:instrText>
             </w:r>
             <w:r>
               <w:rPr>
@@ -135,7 +135,7 @@
               <w14:ligatures w14:val="standardContextual"/>
             </w:rPr>
           </w:pPr>
-          <w:hyperlink w:anchor="_Toc224650728" w:history="1">
+          <w:hyperlink w:anchor="_Toc224651101" w:history="1">
             <w:r>
               <w:rPr>
                 <w:rStyle w:val="Hyperlink"/>
@@ -162,7 +162,7 @@
                 <w:noProof/>
                 <w:webHidden/>
               </w:rPr>
-              <w:instrText xml:space="preserve"> PAGEREF _Toc224650728 \h </w:instrText>
+              <w:instrText xml:space="preserve"> PAGEREF _Toc224651101 \h </w:instrText>
             </w:r>
             <w:r>
               <w:rPr>
@@ -209,7 +209,7 @@
               <w14:ligatures w14:val="standardContextual"/>
             </w:rPr>
           </w:pPr>
-          <w:hyperlink w:anchor="_Toc224650729" w:history="1">
+          <w:hyperlink w:anchor="_Toc224651102" w:history="1">
             <w:r>
               <w:rPr>
                 <w:rStyle w:val="Hyperlink"/>
@@ -236,7 +236,7 @@
                 <w:noProof/>
                 <w:webHidden/>
               </w:rPr>
-              <w:instrText xml:space="preserve"> PAGEREF _Toc224650729 \h </w:instrText>
+              <w:instrText xml:space="preserve"> PAGEREF _Toc224651102 \h </w:instrText>
             </w:r>
             <w:r>
               <w:rPr>
@@ -283,7 +283,7 @@
               <w14:ligatures w14:val="standardContextual"/>
             </w:rPr>
           </w:pPr>
-          <w:hyperlink w:anchor="_Toc224650730" w:history="1">
+          <w:hyperlink w:anchor="_Toc224651103" w:history="1">
             <w:r>
               <w:rPr>
                 <w:rStyle w:val="Hyperlink"/>
@@ -310,7 +310,7 @@
                 <w:noProof/>
                 <w:webHidden/>
               </w:rPr>
-              <w:instrText xml:space="preserve"> PAGEREF _Toc224650730 \h </w:instrText>
+              <w:instrText xml:space="preserve"> PAGEREF _Toc224651103 \h </w:instrText>
             </w:r>
             <w:r>
               <w:rPr>
@@ -353,7 +353,7 @@
         <w:pStyle w:val="Heading1"/>
       </w:pPr>
       <w:bookmarkStart w:id="0" w:name="αρχιτεκτονική-hdfs-και-spark"/>
-      <w:bookmarkStart w:id="1" w:name="_Toc224650727"/>
+      <w:bookmarkStart w:id="1" w:name="_Toc224651100"/>
       <w:r>
         <w:t>Αρχιτεκτονική HDFS και Spark</w:t>
       </w:r>
@@ -383,7 +383,7 @@
           <w:noProof/>
         </w:rPr>
         <w:drawing>
-          <wp:inline distT="0" distB="0" distL="0" distR="0" wp14:anchorId="0B7E7B92" wp14:editId="0E573A14">
+          <wp:inline distT="0" distB="0" distL="0" distR="0" wp14:anchorId="56326CE0" wp14:editId="6787B5BF">
             <wp:extent cx="6692900" cy="4625299"/>
             <wp:effectExtent l="0" t="0" r="0" b="0"/>
             <wp:docPr id="22" name="Picture" descr="Εικόνα 1"/>
@@ -483,7 +483,7 @@
           <w:noProof/>
         </w:rPr>
         <w:drawing>
-          <wp:inline distT="0" distB="0" distL="0" distR="0" wp14:anchorId="435BC0EC" wp14:editId="3204E54B">
+          <wp:inline distT="0" distB="0" distL="0" distR="0" wp14:anchorId="5C546190" wp14:editId="2C2FB0D9">
             <wp:extent cx="6680200" cy="4470400"/>
             <wp:effectExtent l="0" t="0" r="0" b="0"/>
             <wp:docPr id="25" name="Picture" descr="Εικόνα 2"/>
@@ -535,7 +535,7 @@
         </w:rPr>
         <w:lastRenderedPageBreak/>
         <w:drawing>
-          <wp:inline distT="0" distB="0" distL="0" distR="0" wp14:anchorId="00DD33A2" wp14:editId="411288F8">
+          <wp:inline distT="0" distB="0" distL="0" distR="0" wp14:anchorId="3CA03F03" wp14:editId="6A9E292F">
             <wp:extent cx="6692900" cy="3111152"/>
             <wp:effectExtent l="0" t="0" r="0" b="0"/>
             <wp:docPr id="28" name="Picture" descr="Εικόνα 3"/>
@@ -636,7 +636,7 @@
         <w:pStyle w:val="Heading1"/>
       </w:pPr>
       <w:bookmarkStart w:id="2" w:name="βασικές-έννοιες-docker"/>
-      <w:bookmarkStart w:id="3" w:name="_Toc224650728"/>
+      <w:bookmarkStart w:id="3" w:name="_Toc224651101"/>
       <w:bookmarkEnd w:id="0"/>
       <w:r>
         <w:t>Βασικές έννοιες Docker</w:t>
@@ -1040,7 +1040,7 @@
           <w:noProof/>
         </w:rPr>
         <w:drawing>
-          <wp:inline distT="0" distB="0" distL="0" distR="0" wp14:anchorId="7F1D77FE" wp14:editId="28915824">
+          <wp:inline distT="0" distB="0" distL="0" distR="0" wp14:anchorId="509EDAC5" wp14:editId="793BAA94">
             <wp:extent cx="6692900" cy="2040481"/>
             <wp:effectExtent l="0" t="0" r="0" b="0"/>
             <wp:docPr id="32" name="Picture" descr="Εικόνα 4"/>
@@ -1113,7 +1113,7 @@
           <w:noProof/>
         </w:rPr>
         <w:drawing>
-          <wp:inline distT="0" distB="0" distL="0" distR="0" wp14:anchorId="6AEF2322" wp14:editId="7323C92F">
+          <wp:inline distT="0" distB="0" distL="0" distR="0" wp14:anchorId="010BE901" wp14:editId="40F67AF1">
             <wp:extent cx="5707781" cy="346509"/>
             <wp:effectExtent l="0" t="0" r="0" b="0"/>
             <wp:docPr id="35" name="Picture" descr="Εικόνα 5"/>
@@ -1225,7 +1225,7 @@
         <w:pStyle w:val="Heading1"/>
       </w:pPr>
       <w:bookmarkStart w:id="4" w:name="X50eac03fae559d12670611e8dc0b00329030a4f"/>
-      <w:bookmarkStart w:id="5" w:name="_Toc224650729"/>
+      <w:bookmarkStart w:id="5" w:name="_Toc224651102"/>
       <w:bookmarkEnd w:id="2"/>
       <w:r>
         <w:t>Οδηγός εγκατάστασης Apache Spark και HDFS στον τοπικό υπολογιστή με χρήση docker containers.</w:t>
@@ -1432,7 +1432,7 @@
           <w:noProof/>
         </w:rPr>
         <w:drawing>
-          <wp:inline distT="0" distB="0" distL="0" distR="0" wp14:anchorId="3EE9F767" wp14:editId="30C4F07A">
+          <wp:inline distT="0" distB="0" distL="0" distR="0" wp14:anchorId="4AD75681" wp14:editId="421E67D5">
             <wp:extent cx="6692900" cy="3291679"/>
             <wp:effectExtent l="0" t="0" r="0" b="0"/>
             <wp:docPr id="39" name="Picture" descr="Εικόνα 6"/>
@@ -1505,7 +1505,7 @@
           <w:noProof/>
         </w:rPr>
         <w:drawing>
-          <wp:inline distT="0" distB="0" distL="0" distR="0" wp14:anchorId="0E4A4BCB" wp14:editId="534A6B8F">
+          <wp:inline distT="0" distB="0" distL="0" distR="0" wp14:anchorId="23822F79" wp14:editId="5463E74F">
             <wp:extent cx="6692900" cy="788569"/>
             <wp:effectExtent l="0" t="0" r="0" b="0"/>
             <wp:docPr id="42" name="Picture" descr="Εικόνα 7"/>
@@ -1566,7 +1566,7 @@
         </w:rPr>
         <w:lastRenderedPageBreak/>
         <w:drawing>
-          <wp:inline distT="0" distB="0" distL="0" distR="0" wp14:anchorId="690D2B5B" wp14:editId="39453D2B">
+          <wp:inline distT="0" distB="0" distL="0" distR="0" wp14:anchorId="17AD9DF0" wp14:editId="7A90CAAA">
             <wp:extent cx="6438900" cy="10591800"/>
             <wp:effectExtent l="0" t="0" r="0" b="0"/>
             <wp:docPr id="45" name="Picture" descr="Εικόνα 8"/>
@@ -1672,7 +1672,7 @@
           <w:noProof/>
         </w:rPr>
         <w:drawing>
-          <wp:inline distT="0" distB="0" distL="0" distR="0" wp14:anchorId="30485ECF" wp14:editId="6369E9EA">
+          <wp:inline distT="0" distB="0" distL="0" distR="0" wp14:anchorId="1FBBCABB" wp14:editId="025D1BDD">
             <wp:extent cx="6692900" cy="7709300"/>
             <wp:effectExtent l="0" t="0" r="0" b="0"/>
             <wp:docPr id="48" name="Picture" descr="Εικόνα 9"/>
@@ -1741,7 +1741,7 @@
           <w:noProof/>
         </w:rPr>
         <w:drawing>
-          <wp:inline distT="0" distB="0" distL="0" distR="0" wp14:anchorId="713F911E" wp14:editId="2EAF274F">
+          <wp:inline distT="0" distB="0" distL="0" distR="0" wp14:anchorId="49029C0A" wp14:editId="042912AA">
             <wp:extent cx="6692900" cy="5648755"/>
             <wp:effectExtent l="0" t="0" r="0" b="0"/>
             <wp:docPr id="51" name="Picture" descr="Εικόνα 10"/>
@@ -1829,7 +1829,7 @@
         </w:rPr>
         <w:lastRenderedPageBreak/>
         <w:drawing>
-          <wp:inline distT="0" distB="0" distL="0" distR="0" wp14:anchorId="1083BB79" wp14:editId="28BBC628">
+          <wp:inline distT="0" distB="0" distL="0" distR="0" wp14:anchorId="36BDC4DF" wp14:editId="293672EF">
             <wp:extent cx="6692900" cy="3630867"/>
             <wp:effectExtent l="0" t="0" r="0" b="0"/>
             <wp:docPr id="54" name="Picture" descr="Εικόνα 11"/>
@@ -1902,7 +1902,7 @@
           <w:noProof/>
         </w:rPr>
         <w:drawing>
-          <wp:inline distT="0" distB="0" distL="0" distR="0" wp14:anchorId="46ADC505" wp14:editId="136C3E84">
+          <wp:inline distT="0" distB="0" distL="0" distR="0" wp14:anchorId="28E3FF16" wp14:editId="4DBDB4AD">
             <wp:extent cx="6429675" cy="1761423"/>
             <wp:effectExtent l="0" t="0" r="0" b="0"/>
             <wp:docPr id="57" name="Picture" descr="Εικόνα 12"/>
@@ -1978,7 +1978,7 @@
         </w:rPr>
         <w:lastRenderedPageBreak/>
         <w:drawing>
-          <wp:inline distT="0" distB="0" distL="0" distR="0" wp14:anchorId="3AA6FE6F" wp14:editId="337BAFCF">
+          <wp:inline distT="0" distB="0" distL="0" distR="0" wp14:anchorId="01C927D8" wp14:editId="1D0A3887">
             <wp:extent cx="2483317" cy="6477802"/>
             <wp:effectExtent l="0" t="0" r="0" b="0"/>
             <wp:docPr id="60" name="Picture" descr="Εικόνα 13"/>
@@ -2069,7 +2069,7 @@
           <w:noProof/>
         </w:rPr>
         <w:drawing>
-          <wp:inline distT="0" distB="0" distL="0" distR="0" wp14:anchorId="2B14569E" wp14:editId="464BAAA3">
+          <wp:inline distT="0" distB="0" distL="0" distR="0" wp14:anchorId="2C274938" wp14:editId="7A30C055">
             <wp:extent cx="6692900" cy="1923612"/>
             <wp:effectExtent l="0" t="0" r="0" b="0"/>
             <wp:docPr id="63" name="Picture" descr="Εικόνα 14"/>
@@ -2161,7 +2161,7 @@
           <w:noProof/>
         </w:rPr>
         <w:drawing>
-          <wp:inline distT="0" distB="0" distL="0" distR="0" wp14:anchorId="5FDE14BE" wp14:editId="65CE9B95">
+          <wp:inline distT="0" distB="0" distL="0" distR="0" wp14:anchorId="3B4F78A9" wp14:editId="72D4C7EE">
             <wp:extent cx="6692900" cy="2360127"/>
             <wp:effectExtent l="0" t="0" r="0" b="0"/>
             <wp:docPr id="66" name="Picture" descr="Εικόνα 15"/>
@@ -2452,7 +2452,7 @@
         </w:rPr>
         <w:lastRenderedPageBreak/>
         <w:drawing>
-          <wp:inline distT="0" distB="0" distL="0" distR="0" wp14:anchorId="423385CF" wp14:editId="4DA13881">
+          <wp:inline distT="0" distB="0" distL="0" distR="0" wp14:anchorId="6806DBD0" wp14:editId="6A2B9932">
             <wp:extent cx="6692900" cy="3823835"/>
             <wp:effectExtent l="0" t="0" r="0" b="0"/>
             <wp:docPr id="69" name="Picture" descr="Εικόνα 16"/>
@@ -2499,7 +2499,7 @@
         <w:pStyle w:val="Heading1"/>
       </w:pPr>
       <w:bookmarkStart w:id="6" w:name="εκτέλεση-προγραμμάτων-στη-συστοιχία"/>
-      <w:bookmarkStart w:id="7" w:name="_Toc224650730"/>
+      <w:bookmarkStart w:id="7" w:name="_Toc224651103"/>
       <w:bookmarkEnd w:id="4"/>
       <w:r>
         <w:t>Εκτέλεση προγραμμάτων στη συστοιχία</w:t>
@@ -2701,7 +2701,7 @@
         </w:rPr>
         <w:lastRenderedPageBreak/>
         <w:drawing>
-          <wp:inline distT="0" distB="0" distL="0" distR="0" wp14:anchorId="3D0192B1" wp14:editId="00656460">
+          <wp:inline distT="0" distB="0" distL="0" distR="0" wp14:anchorId="25A0FCD1" wp14:editId="2C0F95C0">
             <wp:extent cx="6692900" cy="1101215"/>
             <wp:effectExtent l="0" t="0" r="0" b="0"/>
             <wp:docPr id="73" name="Picture" descr="Εικόνα 17"/>
@@ -2784,7 +2784,7 @@
           <w:noProof/>
         </w:rPr>
         <w:drawing>
-          <wp:inline distT="0" distB="0" distL="0" distR="0" wp14:anchorId="4CC862B5" wp14:editId="3E7F9D8F">
+          <wp:inline distT="0" distB="0" distL="0" distR="0" wp14:anchorId="6CF0A696" wp14:editId="6733BF67">
             <wp:extent cx="6692900" cy="1722842"/>
             <wp:effectExtent l="0" t="0" r="0" b="0"/>
             <wp:docPr id="76" name="Picture" descr="Εικόνα 18"/>
@@ -2866,7 +2866,7 @@
           <w:noProof/>
         </w:rPr>
         <w:drawing>
-          <wp:inline distT="0" distB="0" distL="0" distR="0" wp14:anchorId="40CC5D14" wp14:editId="7B1B91D8">
+          <wp:inline distT="0" distB="0" distL="0" distR="0" wp14:anchorId="4742B672" wp14:editId="655E200F">
             <wp:extent cx="6692900" cy="397769"/>
             <wp:effectExtent l="0" t="0" r="0" b="0"/>
             <wp:docPr id="79" name="Picture" descr="Εικόνα 24"/>
@@ -3655,7 +3655,7 @@
           <w:noProof/>
         </w:rPr>
         <w:drawing>
-          <wp:inline distT="0" distB="0" distL="0" distR="0" wp14:anchorId="6BB6F38B" wp14:editId="64AA00DF">
+          <wp:inline distT="0" distB="0" distL="0" distR="0" wp14:anchorId="6700C7D3" wp14:editId="23FEC478">
             <wp:extent cx="6692900" cy="1694227"/>
             <wp:effectExtent l="0" t="0" r="0" b="0"/>
             <wp:docPr id="82" name="Picture" descr="Εικόνα 19"/>
@@ -3758,7 +3758,7 @@
           <w:noProof/>
         </w:rPr>
         <w:drawing>
-          <wp:inline distT="0" distB="0" distL="0" distR="0" wp14:anchorId="68F06212" wp14:editId="68EF3E6E">
+          <wp:inline distT="0" distB="0" distL="0" distR="0" wp14:anchorId="7FC3E8C3" wp14:editId="19C57163">
             <wp:extent cx="6692900" cy="761605"/>
             <wp:effectExtent l="0" t="0" r="0" b="0"/>
             <wp:docPr id="85" name="Picture" descr="Εικόνα 20"/>
@@ -3922,7 +3922,7 @@
         </w:rPr>
         <w:lastRenderedPageBreak/>
         <w:drawing>
-          <wp:inline distT="0" distB="0" distL="0" distR="0" wp14:anchorId="3D3ADF66" wp14:editId="169912F1">
+          <wp:inline distT="0" distB="0" distL="0" distR="0" wp14:anchorId="469B8FD9" wp14:editId="58EA4A1A">
             <wp:extent cx="6692900" cy="6026364"/>
             <wp:effectExtent l="0" t="0" r="0" b="0"/>
             <wp:docPr id="88" name="Picture" descr="Εικόνα 21"/>
@@ -3989,7 +3989,7 @@
         </w:rPr>
         <w:lastRenderedPageBreak/>
         <w:drawing>
-          <wp:inline distT="0" distB="0" distL="0" distR="0" wp14:anchorId="09785496" wp14:editId="6851B856">
+          <wp:inline distT="0" distB="0" distL="0" distR="0" wp14:anchorId="2F29B238" wp14:editId="6DA6E1F6">
             <wp:extent cx="6692900" cy="3307628"/>
             <wp:effectExtent l="0" t="0" r="0" b="0"/>
             <wp:docPr id="91" name="Picture" descr="Εικόνα 22"/>
@@ -4040,7 +4040,7 @@
           <w:noProof/>
         </w:rPr>
         <w:drawing>
-          <wp:inline distT="0" distB="0" distL="0" distR="0" wp14:anchorId="22199DC6" wp14:editId="4BC6894C">
+          <wp:inline distT="0" distB="0" distL="0" distR="0" wp14:anchorId="36378F7B" wp14:editId="0C8837EE">
             <wp:extent cx="6692900" cy="4050863"/>
             <wp:effectExtent l="0" t="0" r="0" b="0"/>
             <wp:docPr id="94" name="Picture" descr="Εικόνα 23"/>
@@ -4835,7 +4835,7 @@
   <w:abstractNum w:abstractNumId="9" w15:restartNumberingAfterBreak="0">
     <w:nsid w:val="0000A990"/>
     <w:multiLevelType w:val="multilevel"/>
-    <w:tmpl w:val="3C061F40"/>
+    <w:tmpl w:val="111E1DB8"/>
     <w:lvl w:ilvl="0">
       <w:numFmt w:val="bullet"/>
       <w:lvlText w:val=" "/>
@@ -4912,7 +4912,7 @@
   <w:abstractNum w:abstractNumId="10" w15:restartNumberingAfterBreak="0">
     <w:nsid w:val="0000A991"/>
     <w:multiLevelType w:val="multilevel"/>
-    <w:tmpl w:val="04DA7EE6"/>
+    <w:tmpl w:val="8CFAE34E"/>
     <w:lvl w:ilvl="0">
       <w:numFmt w:val="bullet"/>
       <w:lvlText w:val=""/>
@@ -5013,58 +5013,58 @@
       </w:rPr>
     </w:lvl>
   </w:abstractNum>
-  <w:num w:numId="1" w16cid:durableId="827786724">
+  <w:num w:numId="1" w16cid:durableId="1885630495">
     <w:abstractNumId w:val="8"/>
   </w:num>
-  <w:num w:numId="2" w16cid:durableId="1106194311">
+  <w:num w:numId="2" w16cid:durableId="2082288212">
     <w:abstractNumId w:val="6"/>
   </w:num>
-  <w:num w:numId="3" w16cid:durableId="118497536">
+  <w:num w:numId="3" w16cid:durableId="1033967303">
     <w:abstractNumId w:val="5"/>
   </w:num>
-  <w:num w:numId="4" w16cid:durableId="1383867267">
+  <w:num w:numId="4" w16cid:durableId="1111975980">
     <w:abstractNumId w:val="4"/>
   </w:num>
-  <w:num w:numId="5" w16cid:durableId="65224793">
+  <w:num w:numId="5" w16cid:durableId="577911057">
     <w:abstractNumId w:val="7"/>
   </w:num>
-  <w:num w:numId="6" w16cid:durableId="1702129505">
+  <w:num w:numId="6" w16cid:durableId="1344437223">
     <w:abstractNumId w:val="3"/>
   </w:num>
-  <w:num w:numId="7" w16cid:durableId="741371536">
+  <w:num w:numId="7" w16cid:durableId="1067919684">
     <w:abstractNumId w:val="2"/>
   </w:num>
-  <w:num w:numId="8" w16cid:durableId="1573200321">
+  <w:num w:numId="8" w16cid:durableId="563688835">
     <w:abstractNumId w:val="1"/>
   </w:num>
-  <w:num w:numId="9" w16cid:durableId="2064133625">
+  <w:num w:numId="9" w16cid:durableId="240867797">
     <w:abstractNumId w:val="0"/>
   </w:num>
-  <w:num w:numId="10" w16cid:durableId="463621960">
+  <w:num w:numId="10" w16cid:durableId="2116486268">
     <w:abstractNumId w:val="9"/>
   </w:num>
-  <w:num w:numId="11" w16cid:durableId="87622684">
+  <w:num w:numId="11" w16cid:durableId="806892903">
     <w:abstractNumId w:val="10"/>
   </w:num>
-  <w:num w:numId="12" w16cid:durableId="1517964390">
+  <w:num w:numId="12" w16cid:durableId="1963726042">
     <w:abstractNumId w:val="10"/>
   </w:num>
-  <w:num w:numId="13" w16cid:durableId="2032682508">
+  <w:num w:numId="13" w16cid:durableId="565533762">
     <w:abstractNumId w:val="10"/>
   </w:num>
-  <w:num w:numId="14" w16cid:durableId="495341043">
+  <w:num w:numId="14" w16cid:durableId="1532454826">
     <w:abstractNumId w:val="10"/>
   </w:num>
-  <w:num w:numId="15" w16cid:durableId="619341532">
+  <w:num w:numId="15" w16cid:durableId="1357275417">
     <w:abstractNumId w:val="10"/>
   </w:num>
-  <w:num w:numId="16" w16cid:durableId="243536331">
+  <w:num w:numId="16" w16cid:durableId="1057142">
     <w:abstractNumId w:val="10"/>
   </w:num>
-  <w:num w:numId="17" w16cid:durableId="175576492">
+  <w:num w:numId="17" w16cid:durableId="1352413737">
     <w:abstractNumId w:val="10"/>
   </w:num>
-  <w:num w:numId="18" w16cid:durableId="1729761631">
+  <w:num w:numId="18" w16cid:durableId="1097674940">
     <w:abstractNumId w:val="10"/>
   </w:num>
 </w:numbering>
@@ -16885,7 +16885,7 @@
     <w:autoRedefine/>
     <w:uiPriority w:val="39"/>
     <w:unhideWhenUsed/>
-    <w:rsid w:val="00855A4A"/>
+    <w:rsid w:val="004F52A4"/>
     <w:pPr>
       <w:spacing w:after="100"/>
     </w:pPr>
@@ -16895,7 +16895,7 @@
     <w:basedOn w:val="DefaultParagraphFont"/>
     <w:uiPriority w:val="99"/>
     <w:unhideWhenUsed/>
-    <w:rsid w:val="00855A4A"/>
+    <w:rsid w:val="004F52A4"/>
     <w:rPr>
       <w:color w:val="0000FF" w:themeColor="hyperlink"/>
       <w:u w:val="single"/>
